--- a/BGIL_DBT/validation/DM-T/DM-T1_OPUS.docx
+++ b/BGIL_DBT/validation/DM-T/DM-T1_OPUS.docx
@@ -711,6 +711,12 @@
             <w:r>
               <w:t xml:space="preserve">HUB  HUB_CLAIM</w:t>
             </w:r>
+            <w:r>
+              <w:rPr>
+                <w:b/>
+              </w:rPr>
+              <w:t xml:space="preserve"> [Partner LOB]</w:t>
+            </w:r>
           </w:p>
         </w:tc>
         <w:tc>
@@ -827,6 +833,12 @@
             <w:r>
               <w:t xml:space="preserve">HUB  HUB_DOCUMENT</w:t>
             </w:r>
+            <w:r>
+              <w:rPr>
+                <w:b/>
+              </w:rPr>
+              <w:t xml:space="preserve"> [Partner LOB]</w:t>
+            </w:r>
           </w:p>
         </w:tc>
         <w:tc>
@@ -885,6 +897,12 @@
             <w:r>
               <w:t xml:space="preserve">HUB  HUB_LOCATION</w:t>
             </w:r>
+            <w:r>
+              <w:rPr>
+                <w:b/>
+              </w:rPr>
+              <w:t xml:space="preserve"> [Partner LOB]</w:t>
+            </w:r>
           </w:p>
         </w:tc>
         <w:tc>
@@ -943,6 +961,12 @@
             <w:r>
               <w:t xml:space="preserve">HUB  HUB_ORG_UNIT</w:t>
             </w:r>
+            <w:r>
+              <w:rPr>
+                <w:b/>
+              </w:rPr>
+              <w:t xml:space="preserve"> [Partner LOB]</w:t>
+            </w:r>
           </w:p>
         </w:tc>
         <w:tc>
@@ -1001,6 +1025,12 @@
             <w:r>
               <w:t xml:space="preserve">HUB  HUB_PARTY</w:t>
             </w:r>
+            <w:r>
+              <w:rPr>
+                <w:b/>
+              </w:rPr>
+              <w:t xml:space="preserve"> [Partner LOB]</w:t>
+            </w:r>
           </w:p>
         </w:tc>
         <w:tc>
@@ -1059,6 +1089,12 @@
             <w:r>
               <w:t xml:space="preserve">HUB  HUB_POLICY</w:t>
             </w:r>
+            <w:r>
+              <w:rPr>
+                <w:b/>
+              </w:rPr>
+              <w:t xml:space="preserve"> [Partner LOB]</w:t>
+            </w:r>
           </w:p>
         </w:tc>
         <w:tc>
@@ -1175,6 +1211,12 @@
             <w:r>
               <w:t xml:space="preserve">HUB  HUB_RISK_OBJECT</w:t>
             </w:r>
+            <w:r>
+              <w:rPr>
+                <w:b/>
+              </w:rPr>
+              <w:t xml:space="preserve"> [Partner LOB]</w:t>
+            </w:r>
           </w:p>
         </w:tc>
         <w:tc>
@@ -1407,6 +1449,12 @@
             <w:r>
               <w:t xml:space="preserve">SATELLITE  SAT_AGREEMENT_COMMERCIAL_TERMS</w:t>
             </w:r>
+            <w:r>
+              <w:rPr>
+                <w:b/>
+              </w:rPr>
+              <w:t xml:space="preserve"> [Partner LOB]</w:t>
+            </w:r>
           </w:p>
         </w:tc>
         <w:tc>
@@ -1465,6 +1513,12 @@
             <w:r>
               <w:t xml:space="preserve">SATELLITE  SAT_AGREEMENT_DEFINITION</w:t>
             </w:r>
+            <w:r>
+              <w:rPr>
+                <w:b/>
+              </w:rPr>
+              <w:t xml:space="preserve"> [Partner LOB]</w:t>
+            </w:r>
           </w:p>
         </w:tc>
         <w:tc>
@@ -1987,6 +2041,12 @@
             <w:r>
               <w:t xml:space="preserve">SATELLITE  SAT_AUG_LNK_ROLE_AGENT</w:t>
             </w:r>
+            <w:r>
+              <w:rPr>
+                <w:b/>
+              </w:rPr>
+              <w:t xml:space="preserve"> [Partner LOB]</w:t>
+            </w:r>
           </w:p>
         </w:tc>
         <w:tc>
@@ -2045,6 +2105,12 @@
             <w:r>
               <w:t xml:space="preserve">SATELLITE  SAT_AUG_LNK_ROLE_CUSTOMER</w:t>
             </w:r>
+            <w:r>
+              <w:rPr>
+                <w:b/>
+              </w:rPr>
+              <w:t xml:space="preserve"> [Partner LOB]</w:t>
+            </w:r>
           </w:p>
         </w:tc>
         <w:tc>
@@ -2103,6 +2169,12 @@
             <w:r>
               <w:t xml:space="preserve">SATELLITE  SAT_AUG_LNK_ROLE_PROVIDER</w:t>
             </w:r>
+            <w:r>
+              <w:rPr>
+                <w:b/>
+              </w:rPr>
+              <w:t xml:space="preserve"> [Partner LOB]</w:t>
+            </w:r>
           </w:p>
         </w:tc>
         <w:tc>
@@ -2161,6 +2233,12 @@
             <w:r>
               <w:t xml:space="preserve">SATELLITE  SAT_AUG_LNK_ROLE_SURVEYOR</w:t>
             </w:r>
+            <w:r>
+              <w:rPr>
+                <w:b/>
+              </w:rPr>
+              <w:t xml:space="preserve"> [Partner LOB]</w:t>
+            </w:r>
           </w:p>
         </w:tc>
         <w:tc>
@@ -2393,6 +2471,12 @@
             <w:r>
               <w:t xml:space="preserve">SATELLITE  SAT_COMMON_ADDRESS</w:t>
             </w:r>
+            <w:r>
+              <w:rPr>
+                <w:b/>
+              </w:rPr>
+              <w:t xml:space="preserve"> [Partner LOB]</w:t>
+            </w:r>
           </w:p>
         </w:tc>
         <w:tc>
@@ -2509,6 +2593,12 @@
             <w:r>
               <w:t xml:space="preserve">SATELLITE  SAT_COMMON_CLASSIFICATION</w:t>
             </w:r>
+            <w:r>
+              <w:rPr>
+                <w:b/>
+              </w:rPr>
+              <w:t xml:space="preserve"> [Partner LOB]</w:t>
+            </w:r>
           </w:p>
         </w:tc>
         <w:tc>
@@ -2567,6 +2657,12 @@
             <w:r>
               <w:t xml:space="preserve">SATELLITE  SAT_COMMON_COMMUNICATION_PREFERENCE</w:t>
             </w:r>
+            <w:r>
+              <w:rPr>
+                <w:b/>
+              </w:rPr>
+              <w:t xml:space="preserve"> [Partner LOB]</w:t>
+            </w:r>
           </w:p>
         </w:tc>
         <w:tc>
@@ -2625,6 +2721,12 @@
             <w:r>
               <w:t xml:space="preserve">SATELLITE  SAT_COMMON_CONSENT</w:t>
             </w:r>
+            <w:r>
+              <w:rPr>
+                <w:b/>
+              </w:rPr>
+              <w:t xml:space="preserve"> [Partner LOB]</w:t>
+            </w:r>
           </w:p>
         </w:tc>
         <w:tc>
@@ -2683,6 +2785,12 @@
             <w:r>
               <w:t xml:space="preserve">SATELLITE  SAT_COMMON_CONTACT</w:t>
             </w:r>
+            <w:r>
+              <w:rPr>
+                <w:b/>
+              </w:rPr>
+              <w:t xml:space="preserve"> [Partner LOB]</w:t>
+            </w:r>
           </w:p>
         </w:tc>
         <w:tc>
@@ -2741,6 +2849,12 @@
             <w:r>
               <w:t xml:space="preserve">SATELLITE  SAT_COMMON_GEO</w:t>
             </w:r>
+            <w:r>
+              <w:rPr>
+                <w:b/>
+              </w:rPr>
+              <w:t xml:space="preserve"> [Partner LOB]</w:t>
+            </w:r>
           </w:p>
         </w:tc>
         <w:tc>
@@ -2799,6 +2913,12 @@
             <w:r>
               <w:t xml:space="preserve">SATELLITE  SAT_DOCUMENT_DEFINITION</w:t>
             </w:r>
+            <w:r>
+              <w:rPr>
+                <w:b/>
+              </w:rPr>
+              <w:t xml:space="preserve"> [Partner LOB]</w:t>
+            </w:r>
           </w:p>
         </w:tc>
         <w:tc>
@@ -2915,6 +3035,12 @@
             <w:r>
               <w:t xml:space="preserve">SATELLITE  SAT_LNK_PARTY_ROLE_CORE</w:t>
             </w:r>
+            <w:r>
+              <w:rPr>
+                <w:b/>
+              </w:rPr>
+              <w:t xml:space="preserve"> [Partner LOB]</w:t>
+            </w:r>
           </w:p>
         </w:tc>
         <w:tc>
@@ -2973,6 +3099,12 @@
             <w:r>
               <w:t xml:space="preserve">SATELLITE  SAT_LNK_POLICY_PARTY_ROLE</w:t>
             </w:r>
+            <w:r>
+              <w:rPr>
+                <w:b/>
+              </w:rPr>
+              <w:t xml:space="preserve"> [Partner LOB]</w:t>
+            </w:r>
           </w:p>
         </w:tc>
         <w:tc>
@@ -3031,6 +3163,12 @@
             <w:r>
               <w:t xml:space="preserve">SATELLITE  SAT_LNK_ROLE_AGENT</w:t>
             </w:r>
+            <w:r>
+              <w:rPr>
+                <w:b/>
+              </w:rPr>
+              <w:t xml:space="preserve"> [Partner LOB]</w:t>
+            </w:r>
           </w:p>
         </w:tc>
         <w:tc>
@@ -3089,6 +3227,12 @@
             <w:r>
               <w:t xml:space="preserve">SATELLITE  SAT_LNK_ROLE_CUSTOMER</w:t>
             </w:r>
+            <w:r>
+              <w:rPr>
+                <w:b/>
+              </w:rPr>
+              <w:t xml:space="preserve"> [Partner LOB]</w:t>
+            </w:r>
           </w:p>
         </w:tc>
         <w:tc>
@@ -3205,6 +3349,12 @@
             <w:r>
               <w:t xml:space="preserve">SATELLITE  SAT_LNK_ROLE_PROVIDER</w:t>
             </w:r>
+            <w:r>
+              <w:rPr>
+                <w:b/>
+              </w:rPr>
+              <w:t xml:space="preserve"> [Partner LOB]</w:t>
+            </w:r>
           </w:p>
         </w:tc>
         <w:tc>
@@ -3263,6 +3413,12 @@
             <w:r>
               <w:t xml:space="preserve">SATELLITE  SAT_LNK_ROLE_SURVEYOR</w:t>
             </w:r>
+            <w:r>
+              <w:rPr>
+                <w:b/>
+              </w:rPr>
+              <w:t xml:space="preserve"> [Partner LOB]</w:t>
+            </w:r>
           </w:p>
         </w:tc>
         <w:tc>
@@ -3321,6 +3477,12 @@
             <w:r>
               <w:t xml:space="preserve">SATELLITE  SAT_PARTY_AML_SCREENING</w:t>
             </w:r>
+            <w:r>
+              <w:rPr>
+                <w:b/>
+              </w:rPr>
+              <w:t xml:space="preserve"> [Partner LOB]</w:t>
+            </w:r>
           </w:p>
         </w:tc>
         <w:tc>
@@ -3379,6 +3541,12 @@
             <w:r>
               <w:t xml:space="preserve">SATELLITE  SAT_PARTY_BANKING</w:t>
             </w:r>
+            <w:r>
+              <w:rPr>
+                <w:b/>
+              </w:rPr>
+              <w:t xml:space="preserve"> [Partner LOB]</w:t>
+            </w:r>
           </w:p>
         </w:tc>
         <w:tc>
@@ -3495,6 +3663,12 @@
             <w:r>
               <w:t xml:space="preserve">SATELLITE  SAT_PARTY_CONTACT_ADDRESS_LINK</w:t>
             </w:r>
+            <w:r>
+              <w:rPr>
+                <w:b/>
+              </w:rPr>
+              <w:t xml:space="preserve"> [Partner LOB]</w:t>
+            </w:r>
           </w:p>
         </w:tc>
         <w:tc>
@@ -3553,6 +3727,12 @@
             <w:r>
               <w:t xml:space="preserve">SATELLITE  SAT_PARTY_EMPLOYMENT</w:t>
             </w:r>
+            <w:r>
+              <w:rPr>
+                <w:b/>
+              </w:rPr>
+              <w:t xml:space="preserve"> [Partner LOB]</w:t>
+            </w:r>
           </w:p>
         </w:tc>
         <w:tc>
@@ -3611,6 +3791,12 @@
             <w:r>
               <w:t xml:space="preserve">SATELLITE  SAT_PARTY_GROUP_CENSUS</w:t>
             </w:r>
+            <w:r>
+              <w:rPr>
+                <w:b/>
+              </w:rPr>
+              <w:t xml:space="preserve"> [Partner LOB]</w:t>
+            </w:r>
           </w:p>
         </w:tc>
         <w:tc>
@@ -3669,6 +3855,12 @@
             <w:r>
               <w:t xml:space="preserve">SATELLITE  SAT_PARTY_GROUP_HOUSEHOLD</w:t>
             </w:r>
+            <w:r>
+              <w:rPr>
+                <w:b/>
+              </w:rPr>
+              <w:t xml:space="preserve"> [Partner LOB]</w:t>
+            </w:r>
           </w:p>
         </w:tc>
         <w:tc>
@@ -3727,6 +3919,12 @@
             <w:r>
               <w:t xml:space="preserve">SATELLITE  SAT_PARTY_HEALTH_PROFILE</w:t>
             </w:r>
+            <w:r>
+              <w:rPr>
+                <w:b/>
+              </w:rPr>
+              <w:t xml:space="preserve"> [Partner LOB]</w:t>
+            </w:r>
           </w:p>
         </w:tc>
         <w:tc>
@@ -3785,6 +3983,12 @@
             <w:r>
               <w:t xml:space="preserve">SATELLITE  SAT_PARTY_IDENTIFICATION</w:t>
             </w:r>
+            <w:r>
+              <w:rPr>
+                <w:b/>
+              </w:rPr>
+              <w:t xml:space="preserve"> [Partner LOB]</w:t>
+            </w:r>
           </w:p>
         </w:tc>
         <w:tc>
@@ -3843,6 +4047,12 @@
             <w:r>
               <w:t xml:space="preserve">SATELLITE  SAT_PARTY_IDENTITY</w:t>
             </w:r>
+            <w:r>
+              <w:rPr>
+                <w:b/>
+              </w:rPr>
+              <w:t xml:space="preserve"> [Partner LOB]</w:t>
+            </w:r>
           </w:p>
         </w:tc>
         <w:tc>
@@ -3901,6 +4111,12 @@
             <w:r>
               <w:t xml:space="preserve">SATELLITE  SAT_PARTY_INDIVIDUAL_DEMOGRAPHICS</w:t>
             </w:r>
+            <w:r>
+              <w:rPr>
+                <w:b/>
+              </w:rPr>
+              <w:t xml:space="preserve"> [Partner LOB]</w:t>
+            </w:r>
           </w:p>
         </w:tc>
         <w:tc>
@@ -3959,6 +4175,12 @@
             <w:r>
               <w:t xml:space="preserve">SATELLITE  SAT_PARTY_KYC</w:t>
             </w:r>
+            <w:r>
+              <w:rPr>
+                <w:b/>
+              </w:rPr>
+              <w:t xml:space="preserve"> [Partner LOB]</w:t>
+            </w:r>
           </w:p>
         </w:tc>
         <w:tc>
@@ -4017,6 +4239,12 @@
             <w:r>
               <w:t xml:space="preserve">SATELLITE  SAT_PARTY_KYC_REFERENCE</w:t>
             </w:r>
+            <w:r>
+              <w:rPr>
+                <w:b/>
+              </w:rPr>
+              <w:t xml:space="preserve"> [Partner LOB]</w:t>
+            </w:r>
           </w:p>
         </w:tc>
         <w:tc>
@@ -4075,6 +4303,12 @@
             <w:r>
               <w:t xml:space="preserve">SATELLITE  SAT_PARTY_ORGANISATION_PROFILE</w:t>
             </w:r>
+            <w:r>
+              <w:rPr>
+                <w:b/>
+              </w:rPr>
+              <w:t xml:space="preserve"> [Partner LOB]</w:t>
+            </w:r>
           </w:p>
         </w:tc>
         <w:tc>
@@ -4307,6 +4541,12 @@
             <w:r>
               <w:t xml:space="preserve">SATELLITE  SAT_POLICY_CLASSIFICATION</w:t>
             </w:r>
+            <w:r>
+              <w:rPr>
+                <w:b/>
+              </w:rPr>
+              <w:t xml:space="preserve"> [Partner LOB]</w:t>
+            </w:r>
           </w:p>
         </w:tc>
         <w:tc>
@@ -4481,6 +4721,12 @@
             <w:r>
               <w:t xml:space="preserve">SATELLITE  SAT_POLICY_HEADER</w:t>
             </w:r>
+            <w:r>
+              <w:rPr>
+                <w:b/>
+              </w:rPr>
+              <w:t xml:space="preserve"> [Partner LOB]</w:t>
+            </w:r>
           </w:p>
         </w:tc>
         <w:tc>
@@ -4597,6 +4843,12 @@
             <w:r>
               <w:t xml:space="preserve">SATELLITE  SAT_POLICY_PREMIUM_SUMMARY</w:t>
             </w:r>
+            <w:r>
+              <w:rPr>
+                <w:b/>
+              </w:rPr>
+              <w:t xml:space="preserve"> [Partner LOB]</w:t>
+            </w:r>
           </w:p>
         </w:tc>
         <w:tc>
@@ -4713,6 +4965,12 @@
             <w:r>
               <w:t xml:space="preserve">SATELLITE  SAT_PROVIDER_BANKING</w:t>
             </w:r>
+            <w:r>
+              <w:rPr>
+                <w:b/>
+              </w:rPr>
+              <w:t xml:space="preserve"> [Partner LOB]</w:t>
+            </w:r>
           </w:p>
         </w:tc>
         <w:tc>
@@ -4770,6 +5028,12 @@
           <w:p>
             <w:r>
               <w:t xml:space="preserve">SATELLITE  SAT_PROVIDER_TARIFF</w:t>
+            </w:r>
+            <w:r>
+              <w:rPr>
+                <w:b/>
+              </w:rPr>
+              <w:t xml:space="preserve"> [Partner LOB]</w:t>
             </w:r>
           </w:p>
         </w:tc>
@@ -8057,6 +8321,12 @@
       <w:r>
         <w:t xml:space="preserve">4. OPUS — HUB  HUB_CLAIM</w:t>
       </w:r>
+      <w:r>
+        <w:rPr>
+          <w:b/>
+        </w:rPr>
+        <w:t xml:space="preserve"> [Partner LOB]</w:t>
+      </w:r>
     </w:p>
     <w:tbl>
       <w:tblPr>
@@ -8114,6 +8384,12 @@
           <w:p>
             <w:r>
               <w:t xml:space="preserve">HUB  HUB_CLAIM</w:t>
+            </w:r>
+            <w:r>
+              <w:rPr>
+                <w:b/>
+              </w:rPr>
+              <w:t xml:space="preserve"> [Partner LOB]</w:t>
             </w:r>
           </w:p>
         </w:tc>
@@ -8677,6 +8953,12 @@
       <w:r>
         <w:t xml:space="preserve">6. OPUS — HUB  HUB_DOCUMENT</w:t>
       </w:r>
+      <w:r>
+        <w:rPr>
+          <w:b/>
+        </w:rPr>
+        <w:t xml:space="preserve"> [Partner LOB]</w:t>
+      </w:r>
     </w:p>
     <w:tbl>
       <w:tblPr>
@@ -8734,6 +9016,12 @@
           <w:p>
             <w:r>
               <w:t xml:space="preserve">HUB  HUB_DOCUMENT</w:t>
+            </w:r>
+            <w:r>
+              <w:rPr>
+                <w:b/>
+              </w:rPr>
+              <w:t xml:space="preserve"> [Partner LOB]</w:t>
             </w:r>
           </w:p>
         </w:tc>
@@ -8987,6 +9275,12 @@
       <w:r>
         <w:t xml:space="preserve">7. OPUS — HUB  HUB_LOCATION</w:t>
       </w:r>
+      <w:r>
+        <w:rPr>
+          <w:b/>
+        </w:rPr>
+        <w:t xml:space="preserve"> [Partner LOB]</w:t>
+      </w:r>
     </w:p>
     <w:tbl>
       <w:tblPr>
@@ -9044,6 +9338,12 @@
           <w:p>
             <w:r>
               <w:t xml:space="preserve">HUB  HUB_LOCATION</w:t>
+            </w:r>
+            <w:r>
+              <w:rPr>
+                <w:b/>
+              </w:rPr>
+              <w:t xml:space="preserve"> [Partner LOB]</w:t>
             </w:r>
           </w:p>
         </w:tc>
@@ -9297,6 +9597,12 @@
       <w:r>
         <w:t xml:space="preserve">8. OPUS — HUB  HUB_ORG_UNIT</w:t>
       </w:r>
+      <w:r>
+        <w:rPr>
+          <w:b/>
+        </w:rPr>
+        <w:t xml:space="preserve"> [Partner LOB]</w:t>
+      </w:r>
     </w:p>
     <w:tbl>
       <w:tblPr>
@@ -9354,6 +9660,12 @@
           <w:p>
             <w:r>
               <w:t xml:space="preserve">HUB  HUB_ORG_UNIT</w:t>
+            </w:r>
+            <w:r>
+              <w:rPr>
+                <w:b/>
+              </w:rPr>
+              <w:t xml:space="preserve"> [Partner LOB]</w:t>
             </w:r>
           </w:p>
         </w:tc>
@@ -9607,6 +9919,12 @@
       <w:r>
         <w:t xml:space="preserve">9. OPUS — HUB  HUB_PARTY</w:t>
       </w:r>
+      <w:r>
+        <w:rPr>
+          <w:b/>
+        </w:rPr>
+        <w:t xml:space="preserve"> [Partner LOB]</w:t>
+      </w:r>
     </w:p>
     <w:tbl>
       <w:tblPr>
@@ -9664,6 +9982,12 @@
           <w:p>
             <w:r>
               <w:t xml:space="preserve">HUB  HUB_PARTY</w:t>
+            </w:r>
+            <w:r>
+              <w:rPr>
+                <w:b/>
+              </w:rPr>
+              <w:t xml:space="preserve"> [Partner LOB]</w:t>
             </w:r>
           </w:p>
         </w:tc>
@@ -9917,6 +10241,12 @@
       <w:r>
         <w:t xml:space="preserve">10. OPUS — HUB  HUB_POLICY</w:t>
       </w:r>
+      <w:r>
+        <w:rPr>
+          <w:b/>
+        </w:rPr>
+        <w:t xml:space="preserve"> [Partner LOB]</w:t>
+      </w:r>
     </w:p>
     <w:tbl>
       <w:tblPr>
@@ -9974,6 +10304,12 @@
           <w:p>
             <w:r>
               <w:t xml:space="preserve">HUB  HUB_POLICY</w:t>
+            </w:r>
+            <w:r>
+              <w:rPr>
+                <w:b/>
+              </w:rPr>
+              <w:t xml:space="preserve"> [Partner LOB]</w:t>
             </w:r>
           </w:p>
         </w:tc>
@@ -10537,6 +10873,12 @@
       <w:r>
         <w:t xml:space="preserve">12. OPUS — HUB  HUB_RISK_OBJECT</w:t>
       </w:r>
+      <w:r>
+        <w:rPr>
+          <w:b/>
+        </w:rPr>
+        <w:t xml:space="preserve"> [Partner LOB]</w:t>
+      </w:r>
     </w:p>
     <w:tbl>
       <w:tblPr>
@@ -10594,6 +10936,12 @@
           <w:p>
             <w:r>
               <w:t xml:space="preserve">HUB  HUB_RISK_OBJECT</w:t>
+            </w:r>
+            <w:r>
+              <w:rPr>
+                <w:b/>
+              </w:rPr>
+              <w:t xml:space="preserve"> [Partner LOB]</w:t>
             </w:r>
           </w:p>
         </w:tc>
@@ -11777,6 +12125,12 @@
       <w:r>
         <w:t xml:space="preserve">16. OPUS — SATELLITE  SAT_AGREEMENT_COMMERCIAL_TERMS</w:t>
       </w:r>
+      <w:r>
+        <w:rPr>
+          <w:b/>
+        </w:rPr>
+        <w:t xml:space="preserve"> [Partner LOB]</w:t>
+      </w:r>
     </w:p>
     <w:tbl>
       <w:tblPr>
@@ -11834,6 +12188,12 @@
           <w:p>
             <w:r>
               <w:t xml:space="preserve">SATELLITE  SAT_AGREEMENT_COMMERCIAL_TERMS</w:t>
+            </w:r>
+            <w:r>
+              <w:rPr>
+                <w:b/>
+              </w:rPr>
+              <w:t xml:space="preserve"> [Partner LOB]</w:t>
             </w:r>
           </w:p>
         </w:tc>
@@ -12087,6 +12447,12 @@
       <w:r>
         <w:t xml:space="preserve">17. OPUS — SATELLITE  SAT_AGREEMENT_DEFINITION</w:t>
       </w:r>
+      <w:r>
+        <w:rPr>
+          <w:b/>
+        </w:rPr>
+        <w:t xml:space="preserve"> [Partner LOB]</w:t>
+      </w:r>
     </w:p>
     <w:tbl>
       <w:tblPr>
@@ -12144,6 +12510,12 @@
           <w:p>
             <w:r>
               <w:t xml:space="preserve">SATELLITE  SAT_AGREEMENT_DEFINITION</w:t>
+            </w:r>
+            <w:r>
+              <w:rPr>
+                <w:b/>
+              </w:rPr>
+              <w:t xml:space="preserve"> [Partner LOB]</w:t>
             </w:r>
           </w:p>
         </w:tc>
@@ -14877,6 +15249,12 @@
       <w:r>
         <w:t xml:space="preserve">26. OPUS — SATELLITE  SAT_AUG_LNK_ROLE_AGENT</w:t>
       </w:r>
+      <w:r>
+        <w:rPr>
+          <w:b/>
+        </w:rPr>
+        <w:t xml:space="preserve"> [Partner LOB]</w:t>
+      </w:r>
     </w:p>
     <w:tbl>
       <w:tblPr>
@@ -14934,6 +15312,12 @@
           <w:p>
             <w:r>
               <w:t xml:space="preserve">SATELLITE  SAT_AUG_LNK_ROLE_AGENT</w:t>
+            </w:r>
+            <w:r>
+              <w:rPr>
+                <w:b/>
+              </w:rPr>
+              <w:t xml:space="preserve"> [Partner LOB]</w:t>
             </w:r>
           </w:p>
         </w:tc>
@@ -15187,6 +15571,12 @@
       <w:r>
         <w:t xml:space="preserve">27. OPUS — SATELLITE  SAT_AUG_LNK_ROLE_CUSTOMER</w:t>
       </w:r>
+      <w:r>
+        <w:rPr>
+          <w:b/>
+        </w:rPr>
+        <w:t xml:space="preserve"> [Partner LOB]</w:t>
+      </w:r>
     </w:p>
     <w:tbl>
       <w:tblPr>
@@ -15244,6 +15634,12 @@
           <w:p>
             <w:r>
               <w:t xml:space="preserve">SATELLITE  SAT_AUG_LNK_ROLE_CUSTOMER</w:t>
+            </w:r>
+            <w:r>
+              <w:rPr>
+                <w:b/>
+              </w:rPr>
+              <w:t xml:space="preserve"> [Partner LOB]</w:t>
             </w:r>
           </w:p>
         </w:tc>
@@ -15497,6 +15893,12 @@
       <w:r>
         <w:t xml:space="preserve">28. OPUS — SATELLITE  SAT_AUG_LNK_ROLE_PROVIDER</w:t>
       </w:r>
+      <w:r>
+        <w:rPr>
+          <w:b/>
+        </w:rPr>
+        <w:t xml:space="preserve"> [Partner LOB]</w:t>
+      </w:r>
     </w:p>
     <w:tbl>
       <w:tblPr>
@@ -15554,6 +15956,12 @@
           <w:p>
             <w:r>
               <w:t xml:space="preserve">SATELLITE  SAT_AUG_LNK_ROLE_PROVIDER</w:t>
+            </w:r>
+            <w:r>
+              <w:rPr>
+                <w:b/>
+              </w:rPr>
+              <w:t xml:space="preserve"> [Partner LOB]</w:t>
             </w:r>
           </w:p>
         </w:tc>
@@ -15807,6 +16215,12 @@
       <w:r>
         <w:t xml:space="preserve">29. OPUS — SATELLITE  SAT_AUG_LNK_ROLE_SURVEYOR</w:t>
       </w:r>
+      <w:r>
+        <w:rPr>
+          <w:b/>
+        </w:rPr>
+        <w:t xml:space="preserve"> [Partner LOB]</w:t>
+      </w:r>
     </w:p>
     <w:tbl>
       <w:tblPr>
@@ -15864,6 +16278,12 @@
           <w:p>
             <w:r>
               <w:t xml:space="preserve">SATELLITE  SAT_AUG_LNK_ROLE_SURVEYOR</w:t>
+            </w:r>
+            <w:r>
+              <w:rPr>
+                <w:b/>
+              </w:rPr>
+              <w:t xml:space="preserve"> [Partner LOB]</w:t>
             </w:r>
           </w:p>
         </w:tc>
@@ -17047,6 +17467,12 @@
       <w:r>
         <w:t xml:space="preserve">33. OPUS — SATELLITE  SAT_COMMON_ADDRESS</w:t>
       </w:r>
+      <w:r>
+        <w:rPr>
+          <w:b/>
+        </w:rPr>
+        <w:t xml:space="preserve"> [Partner LOB]</w:t>
+      </w:r>
     </w:p>
     <w:tbl>
       <w:tblPr>
@@ -17104,6 +17530,12 @@
           <w:p>
             <w:r>
               <w:t xml:space="preserve">SATELLITE  SAT_COMMON_ADDRESS</w:t>
+            </w:r>
+            <w:r>
+              <w:rPr>
+                <w:b/>
+              </w:rPr>
+              <w:t xml:space="preserve"> [Partner LOB]</w:t>
             </w:r>
           </w:p>
         </w:tc>
@@ -17667,6 +18099,12 @@
       <w:r>
         <w:t xml:space="preserve">35. OPUS — SATELLITE  SAT_COMMON_CLASSIFICATION</w:t>
       </w:r>
+      <w:r>
+        <w:rPr>
+          <w:b/>
+        </w:rPr>
+        <w:t xml:space="preserve"> [Partner LOB]</w:t>
+      </w:r>
     </w:p>
     <w:tbl>
       <w:tblPr>
@@ -17724,6 +18162,12 @@
           <w:p>
             <w:r>
               <w:t xml:space="preserve">SATELLITE  SAT_COMMON_CLASSIFICATION</w:t>
+            </w:r>
+            <w:r>
+              <w:rPr>
+                <w:b/>
+              </w:rPr>
+              <w:t xml:space="preserve"> [Partner LOB]</w:t>
             </w:r>
           </w:p>
         </w:tc>
@@ -17977,6 +18421,12 @@
       <w:r>
         <w:t xml:space="preserve">36. OPUS — SATELLITE  SAT_COMMON_COMMUNICATION_PREFERENCE</w:t>
       </w:r>
+      <w:r>
+        <w:rPr>
+          <w:b/>
+        </w:rPr>
+        <w:t xml:space="preserve"> [Partner LOB]</w:t>
+      </w:r>
     </w:p>
     <w:tbl>
       <w:tblPr>
@@ -18034,6 +18484,12 @@
           <w:p>
             <w:r>
               <w:t xml:space="preserve">SATELLITE  SAT_COMMON_COMMUNICATION_PREFERENCE</w:t>
+            </w:r>
+            <w:r>
+              <w:rPr>
+                <w:b/>
+              </w:rPr>
+              <w:t xml:space="preserve"> [Partner LOB]</w:t>
             </w:r>
           </w:p>
         </w:tc>
@@ -18287,6 +18743,12 @@
       <w:r>
         <w:t xml:space="preserve">37. OPUS — SATELLITE  SAT_COMMON_CONSENT</w:t>
       </w:r>
+      <w:r>
+        <w:rPr>
+          <w:b/>
+        </w:rPr>
+        <w:t xml:space="preserve"> [Partner LOB]</w:t>
+      </w:r>
     </w:p>
     <w:tbl>
       <w:tblPr>
@@ -18344,6 +18806,12 @@
           <w:p>
             <w:r>
               <w:t xml:space="preserve">SATELLITE  SAT_COMMON_CONSENT</w:t>
+            </w:r>
+            <w:r>
+              <w:rPr>
+                <w:b/>
+              </w:rPr>
+              <w:t xml:space="preserve"> [Partner LOB]</w:t>
             </w:r>
           </w:p>
         </w:tc>
@@ -18597,6 +19065,12 @@
       <w:r>
         <w:t xml:space="preserve">38. OPUS — SATELLITE  SAT_COMMON_CONTACT</w:t>
       </w:r>
+      <w:r>
+        <w:rPr>
+          <w:b/>
+        </w:rPr>
+        <w:t xml:space="preserve"> [Partner LOB]</w:t>
+      </w:r>
     </w:p>
     <w:tbl>
       <w:tblPr>
@@ -18654,6 +19128,12 @@
           <w:p>
             <w:r>
               <w:t xml:space="preserve">SATELLITE  SAT_COMMON_CONTACT</w:t>
+            </w:r>
+            <w:r>
+              <w:rPr>
+                <w:b/>
+              </w:rPr>
+              <w:t xml:space="preserve"> [Partner LOB]</w:t>
             </w:r>
           </w:p>
         </w:tc>
@@ -18907,6 +19387,12 @@
       <w:r>
         <w:t xml:space="preserve">39. OPUS — SATELLITE  SAT_COMMON_GEO</w:t>
       </w:r>
+      <w:r>
+        <w:rPr>
+          <w:b/>
+        </w:rPr>
+        <w:t xml:space="preserve"> [Partner LOB]</w:t>
+      </w:r>
     </w:p>
     <w:tbl>
       <w:tblPr>
@@ -18964,6 +19450,12 @@
           <w:p>
             <w:r>
               <w:t xml:space="preserve">SATELLITE  SAT_COMMON_GEO</w:t>
+            </w:r>
+            <w:r>
+              <w:rPr>
+                <w:b/>
+              </w:rPr>
+              <w:t xml:space="preserve"> [Partner LOB]</w:t>
             </w:r>
           </w:p>
         </w:tc>
@@ -19217,6 +19709,12 @@
       <w:r>
         <w:t xml:space="preserve">40. OPUS — SATELLITE  SAT_DOCUMENT_DEFINITION</w:t>
       </w:r>
+      <w:r>
+        <w:rPr>
+          <w:b/>
+        </w:rPr>
+        <w:t xml:space="preserve"> [Partner LOB]</w:t>
+      </w:r>
     </w:p>
     <w:tbl>
       <w:tblPr>
@@ -19274,6 +19772,12 @@
           <w:p>
             <w:r>
               <w:t xml:space="preserve">SATELLITE  SAT_DOCUMENT_DEFINITION</w:t>
+            </w:r>
+            <w:r>
+              <w:rPr>
+                <w:b/>
+              </w:rPr>
+              <w:t xml:space="preserve"> [Partner LOB]</w:t>
             </w:r>
           </w:p>
         </w:tc>
@@ -19837,6 +20341,12 @@
       <w:r>
         <w:t xml:space="preserve">42. OPUS — SATELLITE  SAT_LNK_PARTY_ROLE_CORE</w:t>
       </w:r>
+      <w:r>
+        <w:rPr>
+          <w:b/>
+        </w:rPr>
+        <w:t xml:space="preserve"> [Partner LOB]</w:t>
+      </w:r>
     </w:p>
     <w:tbl>
       <w:tblPr>
@@ -19894,6 +20404,12 @@
           <w:p>
             <w:r>
               <w:t xml:space="preserve">SATELLITE  SAT_LNK_PARTY_ROLE_CORE</w:t>
+            </w:r>
+            <w:r>
+              <w:rPr>
+                <w:b/>
+              </w:rPr>
+              <w:t xml:space="preserve"> [Partner LOB]</w:t>
             </w:r>
           </w:p>
         </w:tc>
@@ -20147,6 +20663,12 @@
       <w:r>
         <w:t xml:space="preserve">43. OPUS — SATELLITE  SAT_LNK_POLICY_PARTY_ROLE</w:t>
       </w:r>
+      <w:r>
+        <w:rPr>
+          <w:b/>
+        </w:rPr>
+        <w:t xml:space="preserve"> [Partner LOB]</w:t>
+      </w:r>
     </w:p>
     <w:tbl>
       <w:tblPr>
@@ -20204,6 +20726,12 @@
           <w:p>
             <w:r>
               <w:t xml:space="preserve">SATELLITE  SAT_LNK_POLICY_PARTY_ROLE</w:t>
+            </w:r>
+            <w:r>
+              <w:rPr>
+                <w:b/>
+              </w:rPr>
+              <w:t xml:space="preserve"> [Partner LOB]</w:t>
             </w:r>
           </w:p>
         </w:tc>
@@ -20457,6 +20985,12 @@
       <w:r>
         <w:t xml:space="preserve">44. OPUS — SATELLITE  SAT_LNK_ROLE_AGENT</w:t>
       </w:r>
+      <w:r>
+        <w:rPr>
+          <w:b/>
+        </w:rPr>
+        <w:t xml:space="preserve"> [Partner LOB]</w:t>
+      </w:r>
     </w:p>
     <w:tbl>
       <w:tblPr>
@@ -20514,6 +21048,12 @@
           <w:p>
             <w:r>
               <w:t xml:space="preserve">SATELLITE  SAT_LNK_ROLE_AGENT</w:t>
+            </w:r>
+            <w:r>
+              <w:rPr>
+                <w:b/>
+              </w:rPr>
+              <w:t xml:space="preserve"> [Partner LOB]</w:t>
             </w:r>
           </w:p>
         </w:tc>
@@ -20767,6 +21307,12 @@
       <w:r>
         <w:t xml:space="preserve">45. OPUS — SATELLITE  SAT_LNK_ROLE_CUSTOMER</w:t>
       </w:r>
+      <w:r>
+        <w:rPr>
+          <w:b/>
+        </w:rPr>
+        <w:t xml:space="preserve"> [Partner LOB]</w:t>
+      </w:r>
     </w:p>
     <w:tbl>
       <w:tblPr>
@@ -20824,6 +21370,12 @@
           <w:p>
             <w:r>
               <w:t xml:space="preserve">SATELLITE  SAT_LNK_ROLE_CUSTOMER</w:t>
+            </w:r>
+            <w:r>
+              <w:rPr>
+                <w:b/>
+              </w:rPr>
+              <w:t xml:space="preserve"> [Partner LOB]</w:t>
             </w:r>
           </w:p>
         </w:tc>
@@ -21387,6 +21939,12 @@
       <w:r>
         <w:t xml:space="preserve">47. OPUS — SATELLITE  SAT_LNK_ROLE_PROVIDER</w:t>
       </w:r>
+      <w:r>
+        <w:rPr>
+          <w:b/>
+        </w:rPr>
+        <w:t xml:space="preserve"> [Partner LOB]</w:t>
+      </w:r>
     </w:p>
     <w:tbl>
       <w:tblPr>
@@ -21444,6 +22002,12 @@
           <w:p>
             <w:r>
               <w:t xml:space="preserve">SATELLITE  SAT_LNK_ROLE_PROVIDER</w:t>
+            </w:r>
+            <w:r>
+              <w:rPr>
+                <w:b/>
+              </w:rPr>
+              <w:t xml:space="preserve"> [Partner LOB]</w:t>
             </w:r>
           </w:p>
         </w:tc>
@@ -21697,6 +22261,12 @@
       <w:r>
         <w:t xml:space="preserve">48. OPUS — SATELLITE  SAT_LNK_ROLE_SURVEYOR</w:t>
       </w:r>
+      <w:r>
+        <w:rPr>
+          <w:b/>
+        </w:rPr>
+        <w:t xml:space="preserve"> [Partner LOB]</w:t>
+      </w:r>
     </w:p>
     <w:tbl>
       <w:tblPr>
@@ -21754,6 +22324,12 @@
           <w:p>
             <w:r>
               <w:t xml:space="preserve">SATELLITE  SAT_LNK_ROLE_SURVEYOR</w:t>
+            </w:r>
+            <w:r>
+              <w:rPr>
+                <w:b/>
+              </w:rPr>
+              <w:t xml:space="preserve"> [Partner LOB]</w:t>
             </w:r>
           </w:p>
         </w:tc>
@@ -22007,6 +22583,12 @@
       <w:r>
         <w:t xml:space="preserve">49. OPUS — SATELLITE  SAT_PARTY_AML_SCREENING</w:t>
       </w:r>
+      <w:r>
+        <w:rPr>
+          <w:b/>
+        </w:rPr>
+        <w:t xml:space="preserve"> [Partner LOB]</w:t>
+      </w:r>
     </w:p>
     <w:tbl>
       <w:tblPr>
@@ -22064,6 +22646,12 @@
           <w:p>
             <w:r>
               <w:t xml:space="preserve">SATELLITE  SAT_PARTY_AML_SCREENING</w:t>
+            </w:r>
+            <w:r>
+              <w:rPr>
+                <w:b/>
+              </w:rPr>
+              <w:t xml:space="preserve"> [Partner LOB]</w:t>
             </w:r>
           </w:p>
         </w:tc>
@@ -22317,6 +22905,12 @@
       <w:r>
         <w:t xml:space="preserve">50. OPUS — SATELLITE  SAT_PARTY_BANKING</w:t>
       </w:r>
+      <w:r>
+        <w:rPr>
+          <w:b/>
+        </w:rPr>
+        <w:t xml:space="preserve"> [Partner LOB]</w:t>
+      </w:r>
     </w:p>
     <w:tbl>
       <w:tblPr>
@@ -22374,6 +22968,12 @@
           <w:p>
             <w:r>
               <w:t xml:space="preserve">SATELLITE  SAT_PARTY_BANKING</w:t>
+            </w:r>
+            <w:r>
+              <w:rPr>
+                <w:b/>
+              </w:rPr>
+              <w:t xml:space="preserve"> [Partner LOB]</w:t>
             </w:r>
           </w:p>
         </w:tc>
@@ -22937,6 +23537,12 @@
       <w:r>
         <w:t xml:space="preserve">52. OPUS — SATELLITE  SAT_PARTY_CONTACT_ADDRESS_LINK</w:t>
       </w:r>
+      <w:r>
+        <w:rPr>
+          <w:b/>
+        </w:rPr>
+        <w:t xml:space="preserve"> [Partner LOB]</w:t>
+      </w:r>
     </w:p>
     <w:tbl>
       <w:tblPr>
@@ -22994,6 +23600,12 @@
           <w:p>
             <w:r>
               <w:t xml:space="preserve">SATELLITE  SAT_PARTY_CONTACT_ADDRESS_LINK</w:t>
+            </w:r>
+            <w:r>
+              <w:rPr>
+                <w:b/>
+              </w:rPr>
+              <w:t xml:space="preserve"> [Partner LOB]</w:t>
             </w:r>
           </w:p>
         </w:tc>
@@ -23247,6 +23859,12 @@
       <w:r>
         <w:t xml:space="preserve">53. OPUS — SATELLITE  SAT_PARTY_EMPLOYMENT</w:t>
       </w:r>
+      <w:r>
+        <w:rPr>
+          <w:b/>
+        </w:rPr>
+        <w:t xml:space="preserve"> [Partner LOB]</w:t>
+      </w:r>
     </w:p>
     <w:tbl>
       <w:tblPr>
@@ -23304,6 +23922,12 @@
           <w:p>
             <w:r>
               <w:t xml:space="preserve">SATELLITE  SAT_PARTY_EMPLOYMENT</w:t>
+            </w:r>
+            <w:r>
+              <w:rPr>
+                <w:b/>
+              </w:rPr>
+              <w:t xml:space="preserve"> [Partner LOB]</w:t>
             </w:r>
           </w:p>
         </w:tc>
@@ -23557,6 +24181,12 @@
       <w:r>
         <w:t xml:space="preserve">54. OPUS — SATELLITE  SAT_PARTY_GROUP_CENSUS</w:t>
       </w:r>
+      <w:r>
+        <w:rPr>
+          <w:b/>
+        </w:rPr>
+        <w:t xml:space="preserve"> [Partner LOB]</w:t>
+      </w:r>
     </w:p>
     <w:tbl>
       <w:tblPr>
@@ -23614,6 +24244,12 @@
           <w:p>
             <w:r>
               <w:t xml:space="preserve">SATELLITE  SAT_PARTY_GROUP_CENSUS</w:t>
+            </w:r>
+            <w:r>
+              <w:rPr>
+                <w:b/>
+              </w:rPr>
+              <w:t xml:space="preserve"> [Partner LOB]</w:t>
             </w:r>
           </w:p>
         </w:tc>
@@ -23867,6 +24503,12 @@
       <w:r>
         <w:t xml:space="preserve">55. OPUS — SATELLITE  SAT_PARTY_GROUP_HOUSEHOLD</w:t>
       </w:r>
+      <w:r>
+        <w:rPr>
+          <w:b/>
+        </w:rPr>
+        <w:t xml:space="preserve"> [Partner LOB]</w:t>
+      </w:r>
     </w:p>
     <w:tbl>
       <w:tblPr>
@@ -23924,6 +24566,12 @@
           <w:p>
             <w:r>
               <w:t xml:space="preserve">SATELLITE  SAT_PARTY_GROUP_HOUSEHOLD</w:t>
+            </w:r>
+            <w:r>
+              <w:rPr>
+                <w:b/>
+              </w:rPr>
+              <w:t xml:space="preserve"> [Partner LOB]</w:t>
             </w:r>
           </w:p>
         </w:tc>
@@ -24177,6 +24825,12 @@
       <w:r>
         <w:t xml:space="preserve">56. OPUS — SATELLITE  SAT_PARTY_HEALTH_PROFILE</w:t>
       </w:r>
+      <w:r>
+        <w:rPr>
+          <w:b/>
+        </w:rPr>
+        <w:t xml:space="preserve"> [Partner LOB]</w:t>
+      </w:r>
     </w:p>
     <w:tbl>
       <w:tblPr>
@@ -24234,6 +24888,12 @@
           <w:p>
             <w:r>
               <w:t xml:space="preserve">SATELLITE  SAT_PARTY_HEALTH_PROFILE</w:t>
+            </w:r>
+            <w:r>
+              <w:rPr>
+                <w:b/>
+              </w:rPr>
+              <w:t xml:space="preserve"> [Partner LOB]</w:t>
             </w:r>
           </w:p>
         </w:tc>
@@ -24487,6 +25147,12 @@
       <w:r>
         <w:t xml:space="preserve">57. OPUS — SATELLITE  SAT_PARTY_IDENTIFICATION</w:t>
       </w:r>
+      <w:r>
+        <w:rPr>
+          <w:b/>
+        </w:rPr>
+        <w:t xml:space="preserve"> [Partner LOB]</w:t>
+      </w:r>
     </w:p>
     <w:tbl>
       <w:tblPr>
@@ -24544,6 +25210,12 @@
           <w:p>
             <w:r>
               <w:t xml:space="preserve">SATELLITE  SAT_PARTY_IDENTIFICATION</w:t>
+            </w:r>
+            <w:r>
+              <w:rPr>
+                <w:b/>
+              </w:rPr>
+              <w:t xml:space="preserve"> [Partner LOB]</w:t>
             </w:r>
           </w:p>
         </w:tc>
@@ -24797,6 +25469,12 @@
       <w:r>
         <w:t xml:space="preserve">58. OPUS — SATELLITE  SAT_PARTY_IDENTITY</w:t>
       </w:r>
+      <w:r>
+        <w:rPr>
+          <w:b/>
+        </w:rPr>
+        <w:t xml:space="preserve"> [Partner LOB]</w:t>
+      </w:r>
     </w:p>
     <w:tbl>
       <w:tblPr>
@@ -24854,6 +25532,12 @@
           <w:p>
             <w:r>
               <w:t xml:space="preserve">SATELLITE  SAT_PARTY_IDENTITY</w:t>
+            </w:r>
+            <w:r>
+              <w:rPr>
+                <w:b/>
+              </w:rPr>
+              <w:t xml:space="preserve"> [Partner LOB]</w:t>
             </w:r>
           </w:p>
         </w:tc>
@@ -25107,6 +25791,12 @@
       <w:r>
         <w:t xml:space="preserve">59. OPUS — SATELLITE  SAT_PARTY_INDIVIDUAL_DEMOGRAPHICS</w:t>
       </w:r>
+      <w:r>
+        <w:rPr>
+          <w:b/>
+        </w:rPr>
+        <w:t xml:space="preserve"> [Partner LOB]</w:t>
+      </w:r>
     </w:p>
     <w:tbl>
       <w:tblPr>
@@ -25164,6 +25854,12 @@
           <w:p>
             <w:r>
               <w:t xml:space="preserve">SATELLITE  SAT_PARTY_INDIVIDUAL_DEMOGRAPHICS</w:t>
+            </w:r>
+            <w:r>
+              <w:rPr>
+                <w:b/>
+              </w:rPr>
+              <w:t xml:space="preserve"> [Partner LOB]</w:t>
             </w:r>
           </w:p>
         </w:tc>
@@ -25417,6 +26113,12 @@
       <w:r>
         <w:t xml:space="preserve">60. OPUS — SATELLITE  SAT_PARTY_KYC</w:t>
       </w:r>
+      <w:r>
+        <w:rPr>
+          <w:b/>
+        </w:rPr>
+        <w:t xml:space="preserve"> [Partner LOB]</w:t>
+      </w:r>
     </w:p>
     <w:tbl>
       <w:tblPr>
@@ -25474,6 +26176,12 @@
           <w:p>
             <w:r>
               <w:t xml:space="preserve">SATELLITE  SAT_PARTY_KYC</w:t>
+            </w:r>
+            <w:r>
+              <w:rPr>
+                <w:b/>
+              </w:rPr>
+              <w:t xml:space="preserve"> [Partner LOB]</w:t>
             </w:r>
           </w:p>
         </w:tc>
@@ -25727,6 +26435,12 @@
       <w:r>
         <w:t xml:space="preserve">61. OPUS — SATELLITE  SAT_PARTY_KYC_REFERENCE</w:t>
       </w:r>
+      <w:r>
+        <w:rPr>
+          <w:b/>
+        </w:rPr>
+        <w:t xml:space="preserve"> [Partner LOB]</w:t>
+      </w:r>
     </w:p>
     <w:tbl>
       <w:tblPr>
@@ -25784,6 +26498,12 @@
           <w:p>
             <w:r>
               <w:t xml:space="preserve">SATELLITE  SAT_PARTY_KYC_REFERENCE</w:t>
+            </w:r>
+            <w:r>
+              <w:rPr>
+                <w:b/>
+              </w:rPr>
+              <w:t xml:space="preserve"> [Partner LOB]</w:t>
             </w:r>
           </w:p>
         </w:tc>
@@ -26037,6 +26757,12 @@
       <w:r>
         <w:t xml:space="preserve">62. OPUS — SATELLITE  SAT_PARTY_ORGANISATION_PROFILE</w:t>
       </w:r>
+      <w:r>
+        <w:rPr>
+          <w:b/>
+        </w:rPr>
+        <w:t xml:space="preserve"> [Partner LOB]</w:t>
+      </w:r>
     </w:p>
     <w:tbl>
       <w:tblPr>
@@ -26094,6 +26820,12 @@
           <w:p>
             <w:r>
               <w:t xml:space="preserve">SATELLITE  SAT_PARTY_ORGANISATION_PROFILE</w:t>
+            </w:r>
+            <w:r>
+              <w:rPr>
+                <w:b/>
+              </w:rPr>
+              <w:t xml:space="preserve"> [Partner LOB]</w:t>
             </w:r>
           </w:p>
         </w:tc>
@@ -27277,6 +28009,12 @@
       <w:r>
         <w:t xml:space="preserve">66. OPUS — SATELLITE  SAT_POLICY_CLASSIFICATION</w:t>
       </w:r>
+      <w:r>
+        <w:rPr>
+          <w:b/>
+        </w:rPr>
+        <w:t xml:space="preserve"> [Partner LOB]</w:t>
+      </w:r>
     </w:p>
     <w:tbl>
       <w:tblPr>
@@ -27334,6 +28072,12 @@
           <w:p>
             <w:r>
               <w:t xml:space="preserve">SATELLITE  SAT_POLICY_CLASSIFICATION</w:t>
+            </w:r>
+            <w:r>
+              <w:rPr>
+                <w:b/>
+              </w:rPr>
+              <w:t xml:space="preserve"> [Partner LOB]</w:t>
             </w:r>
           </w:p>
         </w:tc>
@@ -28207,6 +28951,12 @@
       <w:r>
         <w:t xml:space="preserve">69. OPUS — SATELLITE  SAT_POLICY_HEADER</w:t>
       </w:r>
+      <w:r>
+        <w:rPr>
+          <w:b/>
+        </w:rPr>
+        <w:t xml:space="preserve"> [Partner LOB]</w:t>
+      </w:r>
     </w:p>
     <w:tbl>
       <w:tblPr>
@@ -28264,6 +29014,12 @@
           <w:p>
             <w:r>
               <w:t xml:space="preserve">SATELLITE  SAT_POLICY_HEADER</w:t>
+            </w:r>
+            <w:r>
+              <w:rPr>
+                <w:b/>
+              </w:rPr>
+              <w:t xml:space="preserve"> [Partner LOB]</w:t>
             </w:r>
           </w:p>
         </w:tc>
@@ -28827,6 +29583,12 @@
       <w:r>
         <w:t xml:space="preserve">71. OPUS — SATELLITE  SAT_POLICY_PREMIUM_SUMMARY</w:t>
       </w:r>
+      <w:r>
+        <w:rPr>
+          <w:b/>
+        </w:rPr>
+        <w:t xml:space="preserve"> [Partner LOB]</w:t>
+      </w:r>
     </w:p>
     <w:tbl>
       <w:tblPr>
@@ -28884,6 +29646,12 @@
           <w:p>
             <w:r>
               <w:t xml:space="preserve">SATELLITE  SAT_POLICY_PREMIUM_SUMMARY</w:t>
+            </w:r>
+            <w:r>
+              <w:rPr>
+                <w:b/>
+              </w:rPr>
+              <w:t xml:space="preserve"> [Partner LOB]</w:t>
             </w:r>
           </w:p>
         </w:tc>
@@ -29447,6 +30215,12 @@
       <w:r>
         <w:t xml:space="preserve">73. OPUS — SATELLITE  SAT_PROVIDER_BANKING</w:t>
       </w:r>
+      <w:r>
+        <w:rPr>
+          <w:b/>
+        </w:rPr>
+        <w:t xml:space="preserve"> [Partner LOB]</w:t>
+      </w:r>
     </w:p>
     <w:tbl>
       <w:tblPr>
@@ -29504,6 +30278,12 @@
           <w:p>
             <w:r>
               <w:t xml:space="preserve">SATELLITE  SAT_PROVIDER_BANKING</w:t>
+            </w:r>
+            <w:r>
+              <w:rPr>
+                <w:b/>
+              </w:rPr>
+              <w:t xml:space="preserve"> [Partner LOB]</w:t>
             </w:r>
           </w:p>
         </w:tc>
@@ -29757,6 +30537,12 @@
       <w:r>
         <w:t xml:space="preserve">74. OPUS — SATELLITE  SAT_PROVIDER_TARIFF</w:t>
       </w:r>
+      <w:r>
+        <w:rPr>
+          <w:b/>
+        </w:rPr>
+        <w:t xml:space="preserve"> [Partner LOB]</w:t>
+      </w:r>
     </w:p>
     <w:tbl>
       <w:tblPr>
@@ -29814,6 +30600,12 @@
           <w:p>
             <w:r>
               <w:t xml:space="preserve">SATELLITE  SAT_PROVIDER_TARIFF</w:t>
+            </w:r>
+            <w:r>
+              <w:rPr>
+                <w:b/>
+              </w:rPr>
+              <w:t xml:space="preserve"> [Partner LOB]</w:t>
             </w:r>
           </w:p>
         </w:tc>
